--- a/labs/lab10/report/report.docx
+++ b/labs/lab10/report/report.docx
@@ -23,7 +23,7 @@
         <w:pStyle w:val="Author"/>
       </w:pPr>
       <w:r>
-        <w:t xml:space="preserve">Лебедев Сергей Алексеевич</w:t>
+        <w:t xml:space="preserve">Гаджимурадов Аяз Тахирович</w:t>
       </w:r>
     </w:p>
     <w:sdt>
@@ -104,21 +104,12 @@
         </w:p>
       </w:sdtContent>
     </w:sdt>
-    <w:bookmarkStart w:id="20" w:name="цель-работы"/>
+    <w:bookmarkStart w:id="9" w:name="цель-работы"/>
     <w:p>
       <w:pPr>
         <w:pStyle w:val="Heading1"/>
       </w:pPr>
       <w:r>
-        <w:rPr>
-          <w:rStyle w:val="SectionNumber"/>
-        </w:rPr>
-        <w:t xml:space="preserve">1</w:t>
-      </w:r>
-      <w:r>
-        <w:tab/>
-      </w:r>
-      <w:r>
         <w:t xml:space="preserve">Цель работы</w:t>
       </w:r>
     </w:p>
@@ -130,21 +121,12 @@
         <w:t xml:space="preserve">Познакомиться с операционной системой Linux. Получить практические навыки работы с редактором vi, установленным по умолчанию практически во всех дистрибутивах.</w:t>
       </w:r>
     </w:p>
-    <w:bookmarkEnd w:id="20"/>
-    <w:bookmarkStart w:id="21" w:name="задание"/>
+    <w:bookmarkEnd w:id="9"/>
+    <w:bookmarkStart w:id="10" w:name="задание"/>
     <w:p>
       <w:pPr>
         <w:pStyle w:val="Heading1"/>
       </w:pPr>
-      <w:r>
-        <w:rPr>
-          <w:rStyle w:val="SectionNumber"/>
-        </w:rPr>
-        <w:t xml:space="preserve">2</w:t>
-      </w:r>
-      <w:r>
-        <w:tab/>
-      </w:r>
       <w:r>
         <w:t xml:space="preserve">Задание</w:t>
       </w:r>
@@ -368,21 +350,12 @@
         <w:t xml:space="preserve">Записать произведённые изменения и выйти из vi.</w:t>
       </w:r>
     </w:p>
-    <w:bookmarkEnd w:id="21"/>
-    <w:bookmarkStart w:id="22" w:name="теоретическое-введение"/>
+    <w:bookmarkEnd w:id="10"/>
+    <w:bookmarkStart w:id="11" w:name="теоретическое-введение"/>
     <w:p>
       <w:pPr>
         <w:pStyle w:val="Heading1"/>
       </w:pPr>
-      <w:r>
-        <w:rPr>
-          <w:rStyle w:val="SectionNumber"/>
-        </w:rPr>
-        <w:t xml:space="preserve">3</w:t>
-      </w:r>
-      <w:r>
-        <w:tab/>
-      </w:r>
       <w:r>
         <w:t xml:space="preserve">Теоретическое введение</w:t>
       </w:r>
@@ -658,58 +631,31 @@
         <w:t xml:space="preserve">— поиск вперёд.</w:t>
       </w:r>
     </w:p>
-    <w:bookmarkEnd w:id="22"/>
-    <w:bookmarkStart w:id="45" w:name="выполнение-лабораторной-работы"/>
+    <w:bookmarkEnd w:id="11"/>
+    <w:bookmarkStart w:id="34" w:name="выполнение-лабораторной-работы"/>
     <w:p>
       <w:pPr>
         <w:pStyle w:val="Heading1"/>
       </w:pPr>
       <w:r>
-        <w:rPr>
-          <w:rStyle w:val="SectionNumber"/>
-        </w:rPr>
-        <w:t xml:space="preserve">4</w:t>
-      </w:r>
-      <w:r>
-        <w:tab/>
-      </w:r>
-      <w:r>
         <w:t xml:space="preserve">Выполнение лабораторной работы</w:t>
       </w:r>
     </w:p>
-    <w:bookmarkStart w:id="33" w:name="X983af5c9a150dbcc71541cefca27eb66b841bcc"/>
+    <w:bookmarkStart w:id="22" w:name="X983af5c9a150dbcc71541cefca27eb66b841bcc"/>
     <w:p>
       <w:pPr>
         <w:pStyle w:val="Heading2"/>
       </w:pPr>
       <w:r>
-        <w:rPr>
-          <w:rStyle w:val="SectionNumber"/>
-        </w:rPr>
-        <w:t xml:space="preserve">4.1</w:t>
-      </w:r>
-      <w:r>
-        <w:tab/>
-      </w:r>
-      <w:r>
         <w:t xml:space="preserve">Задание 1. Создание нового файла с использованием vi</w:t>
       </w:r>
     </w:p>
-    <w:bookmarkStart w:id="27" w:name="создание-каталога-и-вызов-редактора"/>
+    <w:bookmarkStart w:id="16" w:name="создание-каталога-и-вызов-редактора"/>
     <w:p>
       <w:pPr>
         <w:pStyle w:val="Heading3"/>
       </w:pPr>
       <w:r>
-        <w:rPr>
-          <w:rStyle w:val="SectionNumber"/>
-        </w:rPr>
-        <w:t xml:space="preserve">4.1.1</w:t>
-      </w:r>
-      <w:r>
-        <w:tab/>
-      </w:r>
-      <w:r>
         <w:t xml:space="preserve">Создание каталога и вызов редактора</w:t>
       </w:r>
     </w:p>
@@ -760,7 +706,16 @@
         <w:t xml:space="preserve"> </w:t>
       </w:r>
       <w:r>
-        <w:t xml:space="preserve">(рис. 1).</w:t>
+        <w:t xml:space="preserve">(рис.</w:t>
+      </w:r>
+      <w:r>
+        <w:t xml:space="preserve"> </w:t>
+      </w:r>
+      <w:r>
+        <w:t xml:space="preserve">@fig:001</w:t>
+      </w:r>
+      <w:r>
+        <w:t xml:space="preserve">).</w:t>
       </w:r>
     </w:p>
     <w:p>
@@ -822,7 +777,7 @@
         <w:t xml:space="preserve"> hello.sh</w:t>
       </w:r>
     </w:p>
-    <w:bookmarkStart w:id="26" w:name="fig:001"/>
+    <w:bookmarkStart w:id="15" w:name="fig:001"/>
     <w:p>
       <w:pPr>
         <w:pStyle w:val="CaptionedFigure"/>
@@ -832,18 +787,18 @@
           <wp:inline>
             <wp:extent cx="3733800" cy="445826"/>
             <wp:effectExtent b="0" l="0" r="0" t="0"/>
-            <wp:docPr descr="Рис. 1: Создание каталога lab06 и вызов редактора vi" title="" id="24" name="Picture"/>
+            <wp:docPr descr="Создание каталога lab06 и вызов редактора vi" title="" id="13" name="Picture"/>
             <a:graphic>
               <a:graphicData uri="http://schemas.openxmlformats.org/drawingml/2006/picture">
                 <pic:pic>
                   <pic:nvPicPr>
-                    <pic:cNvPr descr="images/1.png" id="25" name="Picture"/>
+                    <pic:cNvPr descr="images/1.png" id="14" name="Picture"/>
                     <pic:cNvPicPr>
                       <a:picLocks noChangeArrowheads="1" noChangeAspect="1"/>
                     </pic:cNvPicPr>
                   </pic:nvPicPr>
                   <pic:blipFill>
-                    <a:blip r:embed="rId23"/>
+                    <a:blip r:embed="rId12"/>
                     <a:stretch>
                       <a:fillRect/>
                     </a:stretch>
@@ -875,25 +830,16 @@
         <w:pStyle w:val="ImageCaption"/>
       </w:pPr>
       <w:r>
-        <w:t xml:space="preserve">Рис. 1: Создание каталога lab06 и вызов редактора vi</w:t>
-      </w:r>
-    </w:p>
-    <w:bookmarkEnd w:id="26"/>
-    <w:bookmarkEnd w:id="27"/>
-    <w:bookmarkStart w:id="32" w:name="ввод-текста-программы-и-сохранение-файла"/>
+        <w:t xml:space="preserve">Создание каталога lab06 и вызов редактора vi</w:t>
+      </w:r>
+    </w:p>
+    <w:bookmarkEnd w:id="15"/>
+    <w:bookmarkEnd w:id="16"/>
+    <w:bookmarkStart w:id="21" w:name="ввод-текста-программы-и-сохранение-файла"/>
     <w:p>
       <w:pPr>
         <w:pStyle w:val="Heading3"/>
       </w:pPr>
-      <w:r>
-        <w:rPr>
-          <w:rStyle w:val="SectionNumber"/>
-        </w:rPr>
-        <w:t xml:space="preserve">4.1.2</w:t>
-      </w:r>
-      <w:r>
-        <w:tab/>
-      </w:r>
       <w:r>
         <w:t xml:space="preserve">Ввод текста программы и сохранение файла</w:t>
       </w:r>
@@ -919,7 +865,16 @@
         <w:t xml:space="preserve"> </w:t>
       </w:r>
       <w:r>
-        <w:t xml:space="preserve">для перехода в режим вставки. Введён следующий текст программы (рис. 2):</w:t>
+        <w:t xml:space="preserve">для перехода в режим вставки. Введён следующий текст программы (рис.</w:t>
+      </w:r>
+      <w:r>
+        <w:t xml:space="preserve"> </w:t>
+      </w:r>
+      <w:r>
+        <w:t xml:space="preserve">@fig:002</w:t>
+      </w:r>
+      <w:r>
+        <w:t xml:space="preserve">):</w:t>
       </w:r>
     </w:p>
     <w:p>
@@ -1112,7 +1067,7 @@
         <w:t xml:space="preserve"> +x hello.sh</w:t>
       </w:r>
     </w:p>
-    <w:bookmarkStart w:id="31" w:name="fig:002"/>
+    <w:bookmarkStart w:id="20" w:name="fig:002"/>
     <w:p>
       <w:pPr>
         <w:pStyle w:val="CaptionedFigure"/>
@@ -1122,18 +1077,18 @@
           <wp:inline>
             <wp:extent cx="3733800" cy="1788957"/>
             <wp:effectExtent b="0" l="0" r="0" t="0"/>
-            <wp:docPr descr="Рис. 2: Первая версия файла hello.sh в редакторе vi" title="" id="29" name="Picture"/>
+            <wp:docPr descr="Первая версия файла hello.sh в редакторе vi" title="" id="18" name="Picture"/>
             <a:graphic>
               <a:graphicData uri="http://schemas.openxmlformats.org/drawingml/2006/picture">
                 <pic:pic>
                   <pic:nvPicPr>
-                    <pic:cNvPr descr="images/2.png" id="30" name="Picture"/>
+                    <pic:cNvPr descr="images/2.png" id="19" name="Picture"/>
                     <pic:cNvPicPr>
                       <a:picLocks noChangeArrowheads="1" noChangeAspect="1"/>
                     </pic:cNvPicPr>
                   </pic:nvPicPr>
                   <pic:blipFill>
-                    <a:blip r:embed="rId28"/>
+                    <a:blip r:embed="rId17"/>
                     <a:stretch>
                       <a:fillRect/>
                     </a:stretch>
@@ -1165,44 +1120,26 @@
         <w:pStyle w:val="ImageCaption"/>
       </w:pPr>
       <w:r>
-        <w:t xml:space="preserve">Рис. 2: Первая версия файла hello.sh в редакторе vi</w:t>
-      </w:r>
-    </w:p>
-    <w:bookmarkEnd w:id="31"/>
-    <w:bookmarkEnd w:id="32"/>
-    <w:bookmarkEnd w:id="33"/>
-    <w:bookmarkStart w:id="44" w:name="X9f2c70bf8255fa4a11f218a6f4a970ef818496f"/>
+        <w:t xml:space="preserve">Первая версия файла hello.sh в редакторе vi</w:t>
+      </w:r>
+    </w:p>
+    <w:bookmarkEnd w:id="20"/>
+    <w:bookmarkEnd w:id="21"/>
+    <w:bookmarkEnd w:id="22"/>
+    <w:bookmarkStart w:id="33" w:name="X9f2c70bf8255fa4a11f218a6f4a970ef818496f"/>
     <w:p>
       <w:pPr>
         <w:pStyle w:val="Heading2"/>
       </w:pPr>
       <w:r>
-        <w:rPr>
-          <w:rStyle w:val="SectionNumber"/>
-        </w:rPr>
-        <w:t xml:space="preserve">4.2</w:t>
-      </w:r>
-      <w:r>
-        <w:tab/>
-      </w:r>
-      <w:r>
         <w:t xml:space="preserve">Задание 2. Редактирование существующего файла</w:t>
       </w:r>
     </w:p>
-    <w:bookmarkStart w:id="38" w:name="открытие-файла-и-внесение-изменений"/>
+    <w:bookmarkStart w:id="27" w:name="открытие-файла-и-внесение-изменений"/>
     <w:p>
       <w:pPr>
         <w:pStyle w:val="Heading3"/>
       </w:pPr>
-      <w:r>
-        <w:rPr>
-          <w:rStyle w:val="SectionNumber"/>
-        </w:rPr>
-        <w:t xml:space="preserve">4.2.1</w:t>
-      </w:r>
-      <w:r>
-        <w:tab/>
-      </w:r>
       <w:r>
         <w:t xml:space="preserve">Открытие файла и внесение изменений</w:t>
       </w:r>
@@ -1282,7 +1219,16 @@
         <w:t xml:space="preserve"> </w:t>
       </w:r>
       <w:r>
-        <w:t xml:space="preserve">(рис. 3).</w:t>
+        <w:t xml:space="preserve">(рис.</w:t>
+      </w:r>
+      <w:r>
+        <w:t xml:space="preserve"> </w:t>
+      </w:r>
+      <w:r>
+        <w:t xml:space="preserve">@fig:003</w:t>
+      </w:r>
+      <w:r>
+        <w:t xml:space="preserve">).</w:t>
       </w:r>
     </w:p>
     <w:p>
@@ -1454,7 +1400,7 @@
         <w:t xml:space="preserve">.</w:t>
       </w:r>
     </w:p>
-    <w:bookmarkStart w:id="37" w:name="fig:003"/>
+    <w:bookmarkStart w:id="26" w:name="fig:003"/>
     <w:p>
       <w:pPr>
         <w:pStyle w:val="CaptionedFigure"/>
@@ -1464,18 +1410,18 @@
           <wp:inline>
             <wp:extent cx="3733800" cy="1306830"/>
             <wp:effectExtent b="0" l="0" r="0" t="0"/>
-            <wp:docPr descr="Рис. 3: Отредактированная версия файла hello.sh" title="" id="35" name="Picture"/>
+            <wp:docPr descr="Отредактированная версия файла hello.sh" title="" id="24" name="Picture"/>
             <a:graphic>
               <a:graphicData uri="http://schemas.openxmlformats.org/drawingml/2006/picture">
                 <pic:pic>
                   <pic:nvPicPr>
-                    <pic:cNvPr descr="images/3.png" id="36" name="Picture"/>
+                    <pic:cNvPr descr="images/3.png" id="25" name="Picture"/>
                     <pic:cNvPicPr>
                       <a:picLocks noChangeArrowheads="1" noChangeAspect="1"/>
                     </pic:cNvPicPr>
                   </pic:nvPicPr>
                   <pic:blipFill>
-                    <a:blip r:embed="rId34"/>
+                    <a:blip r:embed="rId23"/>
                     <a:stretch>
                       <a:fillRect/>
                     </a:stretch>
@@ -1507,26 +1453,17 @@
         <w:pStyle w:val="ImageCaption"/>
       </w:pPr>
       <w:r>
-        <w:t xml:space="preserve">Рис. 3: Отредактированная версия файла hello.sh</w:t>
-      </w:r>
-    </w:p>
-    <w:bookmarkEnd w:id="37"/>
-    <w:bookmarkEnd w:id="38"/>
-    <w:bookmarkStart w:id="43" w:name="запуск-скрипта"/>
+        <w:t xml:space="preserve">Отредактированная версия файла hello.sh</w:t>
+      </w:r>
+    </w:p>
+    <w:bookmarkEnd w:id="26"/>
+    <w:bookmarkEnd w:id="27"/>
+    <w:bookmarkStart w:id="32" w:name="запуск-скрипта"/>
     <w:p>
       <w:pPr>
         <w:pStyle w:val="Heading3"/>
       </w:pPr>
       <w:r>
-        <w:rPr>
-          <w:rStyle w:val="SectionNumber"/>
-        </w:rPr>
-        <w:t xml:space="preserve">4.2.2</w:t>
-      </w:r>
-      <w:r>
-        <w:tab/>
-      </w:r>
-      <w:r>
         <w:t xml:space="preserve">Запуск скрипта</w:t>
       </w:r>
     </w:p>
@@ -1550,7 +1487,16 @@
         <w:t xml:space="preserve"> </w:t>
       </w:r>
       <w:r>
-        <w:t xml:space="preserve">(рис. 4).</w:t>
+        <w:t xml:space="preserve">(рис.</w:t>
+      </w:r>
+      <w:r>
+        <w:t xml:space="preserve"> </w:t>
+      </w:r>
+      <w:r>
+        <w:t xml:space="preserve">@fig:004</w:t>
+      </w:r>
+      <w:r>
+        <w:t xml:space="preserve">).</w:t>
       </w:r>
     </w:p>
     <w:p>
@@ -1564,7 +1510,7 @@
         <w:t xml:space="preserve">./hello.sh</w:t>
       </w:r>
     </w:p>
-    <w:bookmarkStart w:id="42" w:name="fig:004"/>
+    <w:bookmarkStart w:id="31" w:name="fig:004"/>
     <w:p>
       <w:pPr>
         <w:pStyle w:val="CaptionedFigure"/>
@@ -1574,18 +1520,18 @@
           <wp:inline>
             <wp:extent cx="3733800" cy="598668"/>
             <wp:effectExtent b="0" l="0" r="0" t="0"/>
-            <wp:docPr descr="Рис. 4: Запуск hello.sh и вывод результата World" title="" id="40" name="Picture"/>
+            <wp:docPr descr="Запуск hello.sh и вывод результата World" title="" id="29" name="Picture"/>
             <a:graphic>
               <a:graphicData uri="http://schemas.openxmlformats.org/drawingml/2006/picture">
                 <pic:pic>
                   <pic:nvPicPr>
-                    <pic:cNvPr descr="images/4.png" id="41" name="Picture"/>
+                    <pic:cNvPr descr="images/4.png" id="30" name="Picture"/>
                     <pic:cNvPicPr>
                       <a:picLocks noChangeArrowheads="1" noChangeAspect="1"/>
                     </pic:cNvPicPr>
                   </pic:nvPicPr>
                   <pic:blipFill>
-                    <a:blip r:embed="rId39"/>
+                    <a:blip r:embed="rId28"/>
                     <a:stretch>
                       <a:fillRect/>
                     </a:stretch>
@@ -1617,27 +1563,18 @@
         <w:pStyle w:val="ImageCaption"/>
       </w:pPr>
       <w:r>
-        <w:t xml:space="preserve">Рис. 4: Запуск hello.sh и вывод результата World</w:t>
-      </w:r>
-    </w:p>
-    <w:bookmarkEnd w:id="42"/>
-    <w:bookmarkEnd w:id="43"/>
-    <w:bookmarkEnd w:id="44"/>
-    <w:bookmarkEnd w:id="45"/>
-    <w:bookmarkStart w:id="46" w:name="контрольные-вопросы"/>
+        <w:t xml:space="preserve">Запуск hello.sh и вывод результата World</w:t>
+      </w:r>
+    </w:p>
+    <w:bookmarkEnd w:id="31"/>
+    <w:bookmarkEnd w:id="32"/>
+    <w:bookmarkEnd w:id="33"/>
+    <w:bookmarkEnd w:id="34"/>
+    <w:bookmarkStart w:id="35" w:name="контрольные-вопросы"/>
     <w:p>
       <w:pPr>
         <w:pStyle w:val="Heading1"/>
       </w:pPr>
-      <w:r>
-        <w:rPr>
-          <w:rStyle w:val="SectionNumber"/>
-        </w:rPr>
-        <w:t xml:space="preserve">5</w:t>
-      </w:r>
-      <w:r>
-        <w:tab/>
-      </w:r>
       <w:r>
         <w:t xml:space="preserve">Контрольные вопросы</w:t>
       </w:r>
@@ -3450,22 +3387,13 @@
         <w:t xml:space="preserve">или выполнение команды. Прямой переход между режимом вставки и режимом последней строки невозможен — необходим промежуточный переход через командный режим.</w:t>
       </w:r>
     </w:p>
-    <w:bookmarkEnd w:id="46"/>
-    <w:bookmarkStart w:id="47" w:name="выводы"/>
+    <w:bookmarkEnd w:id="35"/>
+    <w:bookmarkStart w:id="36" w:name="выводы"/>
     <w:p>
       <w:pPr>
         <w:pStyle w:val="Heading1"/>
       </w:pPr>
       <w:r>
-        <w:rPr>
-          <w:rStyle w:val="SectionNumber"/>
-        </w:rPr>
-        <w:t xml:space="preserve">6</w:t>
-      </w:r>
-      <w:r>
-        <w:tab/>
-      </w:r>
-      <w:r>
         <w:t xml:space="preserve">Выводы</w:t>
       </w:r>
     </w:p>
@@ -3573,8 +3501,8 @@
         <w:t xml:space="preserve">.</w:t>
       </w:r>
     </w:p>
-    <w:bookmarkEnd w:id="47"/>
-    <w:bookmarkStart w:id="49" w:name="список-литературы"/>
+    <w:bookmarkEnd w:id="36"/>
+    <w:bookmarkStart w:id="38" w:name="список-литературы"/>
     <w:p>
       <w:pPr>
         <w:pStyle w:val="Heading1"/>
@@ -3583,9 +3511,9 @@
         <w:t xml:space="preserve">Список литературы</w:t>
       </w:r>
     </w:p>
-    <w:bookmarkStart w:id="48" w:name="refs"/>
-    <w:bookmarkEnd w:id="48"/>
-    <w:bookmarkEnd w:id="49"/>
+    <w:bookmarkStart w:id="37" w:name="refs"/>
+    <w:bookmarkEnd w:id="37"/>
+    <w:bookmarkEnd w:id="38"/>
     <w:sectPr>
       <w:footnotePr>
         <w:numRestart w:val="eachSect"/>
@@ -3928,10 +3856,10 @@
   <w:docDefaults>
     <w:rPrDefault>
       <w:rPr>
-        <w:rFonts w:asciiTheme="minorHAnsi" w:cstheme="minorBidi" w:eastAsiaTheme="minorHAnsi" w:hAnsiTheme="minorHAnsi"/>
+        <w:rFonts w:asciiTheme="minorHAnsi" w:cstheme="minorBidi" w:eastAsiaTheme="minorEastAsia" w:hAnsiTheme="minorHAnsi"/>
         <w:sz w:val="24"/>
         <w:szCs w:val="24"/>
-        <w:lang w:bidi="ar-SA" w:eastAsia="en-US" w:val="ru-RU"/>
+        <w:lang w:bidi="ar-SA" w:eastAsia="zh-CN" w:val="ru-RU"/>
       </w:rPr>
     </w:rPrDefault>
     <w:pPrDefault>
@@ -4472,13 +4400,6 @@
       </w:tblCellMar>
     </w:tblPr>
     <w:tblStylePr w:type="firstRow">
-      <w:tblPr>
-        <w:jc w:val="left"/>
-        <w:tblInd w:type="dxa" w:w="0"/>
-      </w:tblPr>
-      <w:trPr>
-        <w:jc w:val="left"/>
-      </w:trPr>
       <w:tcPr>
         <w:tcBorders>
           <w:bottom w:val="single"/>
